--- a/libros/kuro-no-kineki-volumen-3/libro.docx
+++ b/libros/kuro-no-kineki-volumen-3/libro.docx
@@ -7,56 +7,9 @@
         <w:jc w:val="center"/>
       </w:pPr>
       <w:r>
-        <w:rPr>
-          <w:rFonts w:ascii="Arial" w:hAnsi="Arial"/>
-          <w:b/>
-          <w:color w:val="A855F7"/>
-          <w:sz w:val="52"/>
-        </w:rPr>
-        <w:t>KURO NO KINEKI</w:t>
-        <w:br/>
-        <w:t>(黒の軌跡 - Ecos de Tinta Negra)</w:t>
-        <w:br/>
-      </w:r>
-      <w:r>
-        <w:rPr>
-          <w:rFonts w:ascii="Arial" w:hAnsi="Arial"/>
-          <w:color w:val="EA580C"/>
-          <w:sz w:val="32"/>
-        </w:rPr>
-        <w:t>Volumen 3: El Despertar de los Creadores</w:t>
-        <w:br/>
-        <w:br/>
-        <w:t>[ GRAN FINAL DE LA TRILOGÍA ]</w:t>
-        <w:br/>
-        <w:br/>
-        <w:t>MANGA / LIGHT NOVEL • FANTASÍA OSCURA</w:t>
-        <w:br/>
-        <w:br/>
-      </w:r>
-      <w:r>
-        <w:rPr>
-          <w:rFonts w:ascii="Arial" w:hAnsi="Arial"/>
-          <w:b/>
-          <w:color w:val="475569"/>
-          <w:sz w:val="28"/>
-        </w:rPr>
-        <w:t>Por Nicolás Noguera</w:t>
-        <w:br/>
-        <w:br/>
-        <w:br/>
-      </w:r>
-    </w:p>
-    <w:p>
-      <w:pPr>
-        <w:jc w:val="center"/>
-      </w:pPr>
-    </w:p>
-    <w:p>
-      <w:r>
         <w:drawing>
           <wp:inline xmlns:a="http://schemas.openxmlformats.org/drawingml/2006/main" xmlns:pic="http://schemas.openxmlformats.org/drawingml/2006/picture">
-            <wp:extent cx="4572000" cy="2551814"/>
+            <wp:extent cx="4572000" cy="6123214"/>
             <wp:docPr id="1" name="Picture 1"/>
             <wp:cNvGraphicFramePr>
               <a:graphicFrameLocks noChangeAspect="1"/>
@@ -65,7 +18,7 @@
               <a:graphicData uri="http://schemas.openxmlformats.org/drawingml/2006/picture">
                 <pic:pic>
                   <pic:nvPicPr>
-                    <pic:cNvPr id="0" name="escena_1.jpg"/>
+                    <pic:cNvPr id="0" name="portada.jpg"/>
                     <pic:cNvPicPr/>
                   </pic:nvPicPr>
                   <pic:blipFill>
@@ -77,7 +30,7 @@
                   <pic:spPr>
                     <a:xfrm>
                       <a:off x="0" y="0"/>
-                      <a:ext cx="4572000" cy="2551814"/>
+                      <a:ext cx="4572000" cy="6123214"/>
                     </a:xfrm>
                     <a:prstGeom prst="rect"/>
                   </pic:spPr>
@@ -94,69 +47,139 @@
       </w:r>
     </w:p>
     <w:p>
-      <w:r>
-        <w:bookmarkStart w:id="0" w:name="TOC"/>
-      </w:r>
+      <w:bookmarkStart w:id="0" w:name="titulo_principal"/>
+      <w:pPr>
+        <w:keepNext/>
+        <w:spacing w:before="240" w:after="120"/>
+        <w:jc w:val="center"/>
+      </w:pPr>
       <w:r>
         <w:rPr>
-          <w:rFonts w:ascii="Arial" w:hAnsi="Arial"/>
+          <w:rFonts w:ascii="Calibri" w:hAnsi="Calibri"/>
           <w:b/>
-          <w:color w:val="0F172A"/>
+          <w:color w:val="1A365D"/>
           <w:sz w:val="40"/>
         </w:rPr>
-        <w:t>Tabla de Contenidos</w:t>
+        <w:t>Kuro no Kineki (黒の軌跡 - Ecos de Tinta Negra)</w:t>
       </w:r>
+      <w:bookmarkEnd w:id="0"/>
+    </w:p>
+    <w:p>
+      <w:bookmarkStart w:id="1" w:name="subtitulo_kuro3"/>
+      <w:pPr>
+        <w:keepNext/>
+        <w:spacing w:before="240" w:after="120"/>
+        <w:jc w:val="left"/>
+      </w:pPr>
       <w:r>
-        <w:bookmarkEnd w:id="0"/>
+        <w:rPr>
+          <w:rFonts w:ascii="Calibri" w:hAnsi="Calibri"/>
+          <w:b/>
+          <w:color w:val="2B6CB0"/>
+          <w:sz w:val="30"/>
+        </w:rPr>
+        <w:t>Volumen 3: El Despertar de los Creadores</w:t>
+      </w:r>
+      <w:bookmarkEnd w:id="1"/>
+    </w:p>
+    <w:p>
+      <w:pPr>
+        <w:jc w:val="center"/>
+      </w:pPr>
+      <w:r>
+        <w:rPr>
+          <w:i/>
+          <w:sz w:val="22"/>
+        </w:rPr>
+        <w:t>Autor: Nicolás Noguera | Formato: Manga / Light Novel Oficial</w:t>
       </w:r>
     </w:p>
     <w:p>
+      <w:pPr>
+        <w:spacing w:after="360"/>
+      </w:pPr>
+    </w:p>
+    <w:p>
+      <w:bookmarkStart w:id="2" w:name="toc_header"/>
+      <w:pPr>
+        <w:keepNext/>
+        <w:spacing w:before="240" w:after="120"/>
+        <w:jc w:val="left"/>
+      </w:pPr>
       <w:r>
-        <w:br/>
-        <w:t>• Capítulo 1: El Continente de Plata</w:t>
-        <w:br/>
-        <w:t xml:space="preserve">  - Escena 1: El Viaje en el Océano de Tinta</w:t>
-        <w:br/>
-        <w:t xml:space="preserve">  - Escena 2: La Desembocadura del Abismo</w:t>
-        <w:br/>
-        <w:t xml:space="preserve">  - Escena 3: La Costa de los Gigantes</w:t>
-        <w:br/>
-        <w:br/>
-        <w:t>• Capítulo 2: Los Archivos del Olvido</w:t>
-        <w:br/>
-        <w:t xml:space="preserve">  - Escena 1: El Interior de la Torre</w:t>
-        <w:br/>
-        <w:t xml:space="preserve">  - Escena 2: La Verdad del Primer Mundo</w:t>
-        <w:br/>
-        <w:t xml:space="preserve">  - Escena 3: El Ataque de los Invasores</w:t>
-        <w:br/>
-        <w:br/>
-        <w:t>• Capítulo 3: La Batalla de la Tinta de Plata</w:t>
-        <w:br/>
-        <w:t xml:space="preserve">  - Escena 1: El Poder del Escriba</w:t>
-        <w:br/>
-        <w:t xml:space="preserve">  - Escena 2: La Fusión de los Tres Mundos</w:t>
-        <w:br/>
-        <w:t xml:space="preserve">  - Escena 3: El Portal de los Reyes</w:t>
-        <w:br/>
-        <w:br/>
-        <w:t>• Capítulo 4: La Capital del Olvido</w:t>
-        <w:br/>
-        <w:t xml:space="preserve">  - Escena 1: El Desembarco en el Continente Rojo</w:t>
-        <w:br/>
-        <w:t xml:space="preserve">  - Escena 2: El Rey sin Nombre</w:t>
-        <w:br/>
-        <w:t xml:space="preserve">  - Escena 3: El Gran Borrador</w:t>
-        <w:br/>
-        <w:br/>
-        <w:t>• Capítulo 5: El Lienzo Blanco (Gran Final de la Trilogía)</w:t>
-        <w:br/>
-        <w:t xml:space="preserve">  - Escena 1: La Reunión de los Mundos</w:t>
-        <w:br/>
-        <w:t xml:space="preserve">  - Escena 2: El Libro Abierto</w:t>
-        <w:br/>
-        <w:t xml:space="preserve">  - Escena 3: La Última Página</w:t>
-        <w:br/>
+        <w:rPr>
+          <w:rFonts w:ascii="Calibri" w:hAnsi="Calibri"/>
+          <w:b/>
+          <w:color w:val="2B6CB0"/>
+          <w:sz w:val="30"/>
+        </w:rPr>
+        <w:t>ÍNDICE DE CONTENIDOS</w:t>
+      </w:r>
+      <w:bookmarkEnd w:id="2"/>
+    </w:p>
+    <w:p>
+      <w:pPr>
+        <w:spacing w:after="80"/>
+        <w:ind w:left="720"/>
+      </w:pPr>
+      <w:r>
+        <w:rPr>
+          <w:color w:val="2B6CB0"/>
+          <w:sz w:val="22"/>
+        </w:rPr>
+        <w:t>•  Capítulo 1: El Continente de Plata</w:t>
+      </w:r>
+    </w:p>
+    <w:p>
+      <w:pPr>
+        <w:spacing w:after="80"/>
+        <w:ind w:left="720"/>
+      </w:pPr>
+      <w:r>
+        <w:rPr>
+          <w:color w:val="2B6CB0"/>
+          <w:sz w:val="22"/>
+        </w:rPr>
+        <w:t>•  Capítulo 2: Los Archivos del Olvido</w:t>
+      </w:r>
+    </w:p>
+    <w:p>
+      <w:pPr>
+        <w:spacing w:after="80"/>
+        <w:ind w:left="720"/>
+      </w:pPr>
+      <w:r>
+        <w:rPr>
+          <w:color w:val="2B6CB0"/>
+          <w:sz w:val="22"/>
+        </w:rPr>
+        <w:t>•  Capítulo 3: La Batalla de la Tinta de Plata</w:t>
+      </w:r>
+    </w:p>
+    <w:p>
+      <w:pPr>
+        <w:spacing w:after="80"/>
+        <w:ind w:left="720"/>
+      </w:pPr>
+      <w:r>
+        <w:rPr>
+          <w:color w:val="2B6CB0"/>
+          <w:sz w:val="22"/>
+        </w:rPr>
+        <w:t>•  Capítulo 4: La Capital del Olvido</w:t>
+      </w:r>
+    </w:p>
+    <w:p>
+      <w:pPr>
+        <w:spacing w:after="80"/>
+        <w:ind w:left="720"/>
+      </w:pPr>
+      <w:r>
+        <w:rPr>
+          <w:color w:val="2B6CB0"/>
+          <w:sz w:val="22"/>
+        </w:rPr>
+        <w:t>•  Capítulo 5: El Lienzo Blanco (Gran Final de la Trilogía)</w:t>
       </w:r>
     </w:p>
     <w:p>
@@ -165,41 +188,50 @@
       </w:r>
     </w:p>
     <w:p>
-      <w:r>
-        <w:bookmarkStart w:id="1" w:name="Chapter_1"/>
-      </w:r>
+      <w:bookmarkStart w:id="10" w:name="cap_1"/>
+      <w:pPr>
+        <w:keepNext/>
+        <w:spacing w:before="240" w:after="120"/>
+        <w:jc w:val="center"/>
+      </w:pPr>
       <w:r>
         <w:rPr>
-          <w:rFonts w:ascii="Arial" w:hAnsi="Arial"/>
+          <w:rFonts w:ascii="Calibri" w:hAnsi="Calibri"/>
           <w:b/>
-          <w:color w:val="A855F7"/>
-          <w:sz w:val="36"/>
+          <w:color w:val="1A365D"/>
+          <w:sz w:val="40"/>
         </w:rPr>
         <w:t>Capítulo 1: El Continente de Plata</w:t>
       </w:r>
-      <w:r>
-        <w:bookmarkEnd w:id="1"/>
-      </w:r>
+      <w:bookmarkEnd w:id="10"/>
     </w:p>
     <w:p>
-      <w:r>
-        <w:bookmarkStart w:id="2" w:name="Scene_2"/>
-      </w:r>
+      <w:bookmarkStart w:id="11" w:name="cap_1_esc"/>
+      <w:pPr>
+        <w:keepNext/>
+        <w:spacing w:before="240" w:after="120"/>
+        <w:jc w:val="left"/>
+      </w:pPr>
       <w:r>
         <w:rPr>
-          <w:rFonts w:ascii="Arial" w:hAnsi="Arial"/>
+          <w:rFonts w:ascii="Calibri" w:hAnsi="Calibri"/>
           <w:b/>
-          <w:color w:val="EA580C"/>
-          <w:sz w:val="28"/>
+          <w:color w:val="2B6CB0"/>
+          <w:sz w:val="30"/>
         </w:rPr>
         <w:t>Escena 1: El Viaje en el Océano de Tinta</w:t>
       </w:r>
-      <w:r>
-        <w:bookmarkEnd w:id="2"/>
-      </w:r>
+      <w:bookmarkEnd w:id="11"/>
     </w:p>
     <w:p>
+      <w:pPr>
+        <w:spacing w:line="276" w:lineRule="auto" w:after="160"/>
+      </w:pPr>
       <w:r>
+        <w:rPr>
+          <w:rFonts w:ascii="Calibri" w:hAnsi="Calibri"/>
+          <w:sz w:val="22"/>
+        </w:rPr>
         <w:t>Seis meses después de la caída de Aetheria. Un barco mercante de madera reforzada navegaba por el Mar del Olvido, un océano cuyas aguas no eran de agua salada, sino de una tinta líquida plateada que reflejaba las estrellas como si fuera un espejo perfecto.</w:t>
         <w:br/>
         <w:br/>
@@ -216,24 +248,72 @@
       </w:r>
     </w:p>
     <w:p>
+      <w:pPr>
+        <w:spacing w:before="120" w:after="280"/>
+        <w:jc w:val="center"/>
+      </w:pPr>
       <w:r>
-        <w:bookmarkStart w:id="3" w:name="Scene_3"/>
+        <w:drawing>
+          <wp:inline xmlns:a="http://schemas.openxmlformats.org/drawingml/2006/main" xmlns:pic="http://schemas.openxmlformats.org/drawingml/2006/picture">
+            <wp:extent cx="4754880" cy="2674620"/>
+            <wp:docPr id="2" name="Picture 2"/>
+            <wp:cNvGraphicFramePr>
+              <a:graphicFrameLocks noChangeAspect="1"/>
+            </wp:cNvGraphicFramePr>
+            <a:graphic>
+              <a:graphicData uri="http://schemas.openxmlformats.org/drawingml/2006/picture">
+                <pic:pic>
+                  <pic:nvPicPr>
+                    <pic:cNvPr id="0" name="escena_c1_e1.jpg"/>
+                    <pic:cNvPicPr/>
+                  </pic:nvPicPr>
+                  <pic:blipFill>
+                    <a:blip r:embed="rId10"/>
+                    <a:stretch>
+                      <a:fillRect/>
+                    </a:stretch>
+                  </pic:blipFill>
+                  <pic:spPr>
+                    <a:xfrm>
+                      <a:off x="0" y="0"/>
+                      <a:ext cx="4754880" cy="2674620"/>
+                    </a:xfrm>
+                    <a:prstGeom prst="rect"/>
+                  </pic:spPr>
+                </pic:pic>
+              </a:graphicData>
+            </a:graphic>
+          </wp:inline>
+        </w:drawing>
       </w:r>
+    </w:p>
+    <w:p>
+      <w:bookmarkStart w:id="11" w:name="cap_1_esc"/>
+      <w:pPr>
+        <w:keepNext/>
+        <w:spacing w:before="240" w:after="120"/>
+        <w:jc w:val="left"/>
+      </w:pPr>
       <w:r>
         <w:rPr>
-          <w:rFonts w:ascii="Arial" w:hAnsi="Arial"/>
+          <w:rFonts w:ascii="Calibri" w:hAnsi="Calibri"/>
           <w:b/>
-          <w:color w:val="EA580C"/>
-          <w:sz w:val="28"/>
+          <w:color w:val="2B6CB0"/>
+          <w:sz w:val="30"/>
         </w:rPr>
         <w:t>Escena 2: La Desembocadura del Abismo</w:t>
       </w:r>
-      <w:r>
-        <w:bookmarkEnd w:id="3"/>
-      </w:r>
+      <w:bookmarkEnd w:id="11"/>
     </w:p>
     <w:p>
+      <w:pPr>
+        <w:spacing w:line="276" w:lineRule="auto" w:after="160"/>
+      </w:pPr>
       <w:r>
+        <w:rPr>
+          <w:rFonts w:ascii="Calibri" w:hAnsi="Calibri"/>
+          <w:sz w:val="22"/>
+        </w:rPr>
         <w:t>Una ola gigantesca de tinta plateada se levantó frente a la embarcación. De las aguas emergió una criatura colosal: un dragón marino hecho de cristal negro y runas doradas que emitía un rugido sónico capaz de agrietar el casco del barco.</w:t>
         <w:br/>
         <w:br/>
@@ -256,24 +336,72 @@
       </w:r>
     </w:p>
     <w:p>
+      <w:pPr>
+        <w:spacing w:before="120" w:after="280"/>
+        <w:jc w:val="center"/>
+      </w:pPr>
       <w:r>
-        <w:bookmarkStart w:id="4" w:name="Scene_4"/>
+        <w:drawing>
+          <wp:inline xmlns:a="http://schemas.openxmlformats.org/drawingml/2006/main" xmlns:pic="http://schemas.openxmlformats.org/drawingml/2006/picture">
+            <wp:extent cx="4754880" cy="2674620"/>
+            <wp:docPr id="3" name="Picture 3"/>
+            <wp:cNvGraphicFramePr>
+              <a:graphicFrameLocks noChangeAspect="1"/>
+            </wp:cNvGraphicFramePr>
+            <a:graphic>
+              <a:graphicData uri="http://schemas.openxmlformats.org/drawingml/2006/picture">
+                <pic:pic>
+                  <pic:nvPicPr>
+                    <pic:cNvPr id="0" name="escena_c1_e2.jpg"/>
+                    <pic:cNvPicPr/>
+                  </pic:nvPicPr>
+                  <pic:blipFill>
+                    <a:blip r:embed="rId11"/>
+                    <a:stretch>
+                      <a:fillRect/>
+                    </a:stretch>
+                  </pic:blipFill>
+                  <pic:spPr>
+                    <a:xfrm>
+                      <a:off x="0" y="0"/>
+                      <a:ext cx="4754880" cy="2674620"/>
+                    </a:xfrm>
+                    <a:prstGeom prst="rect"/>
+                  </pic:spPr>
+                </pic:pic>
+              </a:graphicData>
+            </a:graphic>
+          </wp:inline>
+        </w:drawing>
       </w:r>
+    </w:p>
+    <w:p>
+      <w:bookmarkStart w:id="11" w:name="cap_1_esc"/>
+      <w:pPr>
+        <w:keepNext/>
+        <w:spacing w:before="240" w:after="120"/>
+        <w:jc w:val="left"/>
+      </w:pPr>
       <w:r>
         <w:rPr>
-          <w:rFonts w:ascii="Arial" w:hAnsi="Arial"/>
+          <w:rFonts w:ascii="Calibri" w:hAnsi="Calibri"/>
           <w:b/>
-          <w:color w:val="EA580C"/>
-          <w:sz w:val="28"/>
+          <w:color w:val="2B6CB0"/>
+          <w:sz w:val="30"/>
         </w:rPr>
         <w:t>Escena 3: La Costa de los Gigantes</w:t>
       </w:r>
-      <w:r>
-        <w:bookmarkEnd w:id="4"/>
-      </w:r>
+      <w:bookmarkEnd w:id="11"/>
     </w:p>
     <w:p>
+      <w:pPr>
+        <w:spacing w:line="276" w:lineRule="auto" w:after="160"/>
+      </w:pPr>
       <w:r>
+        <w:rPr>
+          <w:rFonts w:ascii="Calibri" w:hAnsi="Calibri"/>
+          <w:sz w:val="22"/>
+        </w:rPr>
         <w:t>El barco encalló suavemente en la playa de arena negra del continente olvidado. Frente a ellos no había bosques ni ciudades, sino las ruinas de estatuas de doscientos metros de altura que representaban a seres con cuatro ojos y túnicas ceremoniales: los verdaderos Creadores.</w:t>
         <w:br/>
         <w:br/>
@@ -290,41 +418,95 @@
       </w:r>
     </w:p>
     <w:p>
+      <w:pPr>
+        <w:spacing w:before="120" w:after="280"/>
+        <w:jc w:val="center"/>
+      </w:pPr>
       <w:r>
-        <w:bookmarkStart w:id="5" w:name="Chapter_5"/>
-      </w:r>
-      <w:r>
-        <w:rPr>
-          <w:rFonts w:ascii="Arial" w:hAnsi="Arial"/>
-          <w:b/>
-          <w:color w:val="A855F7"/>
-          <w:sz w:val="36"/>
-        </w:rPr>
-        <w:t>Capítulo 2: Los Archivos del Olvido</w:t>
-      </w:r>
-      <w:r>
-        <w:bookmarkEnd w:id="5"/>
+        <w:drawing>
+          <wp:inline xmlns:a="http://schemas.openxmlformats.org/drawingml/2006/main" xmlns:pic="http://schemas.openxmlformats.org/drawingml/2006/picture">
+            <wp:extent cx="4754880" cy="2674620"/>
+            <wp:docPr id="4" name="Picture 4"/>
+            <wp:cNvGraphicFramePr>
+              <a:graphicFrameLocks noChangeAspect="1"/>
+            </wp:cNvGraphicFramePr>
+            <a:graphic>
+              <a:graphicData uri="http://schemas.openxmlformats.org/drawingml/2006/picture">
+                <pic:pic>
+                  <pic:nvPicPr>
+                    <pic:cNvPr id="0" name="escena_c1_e3.jpg"/>
+                    <pic:cNvPicPr/>
+                  </pic:nvPicPr>
+                  <pic:blipFill>
+                    <a:blip r:embed="rId12"/>
+                    <a:stretch>
+                      <a:fillRect/>
+                    </a:stretch>
+                  </pic:blipFill>
+                  <pic:spPr>
+                    <a:xfrm>
+                      <a:off x="0" y="0"/>
+                      <a:ext cx="4754880" cy="2674620"/>
+                    </a:xfrm>
+                    <a:prstGeom prst="rect"/>
+                  </pic:spPr>
+                </pic:pic>
+              </a:graphicData>
+            </a:graphic>
+          </wp:inline>
+        </w:drawing>
       </w:r>
     </w:p>
     <w:p>
       <w:r>
-        <w:bookmarkStart w:id="6" w:name="Scene_6"/>
+        <w:br w:type="page"/>
       </w:r>
+    </w:p>
+    <w:p>
+      <w:bookmarkStart w:id="20" w:name="cap_2"/>
+      <w:pPr>
+        <w:keepNext/>
+        <w:spacing w:before="240" w:after="120"/>
+        <w:jc w:val="center"/>
+      </w:pPr>
       <w:r>
         <w:rPr>
-          <w:rFonts w:ascii="Arial" w:hAnsi="Arial"/>
+          <w:rFonts w:ascii="Calibri" w:hAnsi="Calibri"/>
           <w:b/>
-          <w:color w:val="EA580C"/>
-          <w:sz w:val="28"/>
+          <w:color w:val="1A365D"/>
+          <w:sz w:val="40"/>
+        </w:rPr>
+        <w:t>Capítulo 2: Los Archivos del Olvido</w:t>
+      </w:r>
+      <w:bookmarkEnd w:id="20"/>
+    </w:p>
+    <w:p>
+      <w:bookmarkStart w:id="21" w:name="cap_2_esc"/>
+      <w:pPr>
+        <w:keepNext/>
+        <w:spacing w:before="240" w:after="120"/>
+        <w:jc w:val="left"/>
+      </w:pPr>
+      <w:r>
+        <w:rPr>
+          <w:rFonts w:ascii="Calibri" w:hAnsi="Calibri"/>
+          <w:b/>
+          <w:color w:val="2B6CB0"/>
+          <w:sz w:val="30"/>
         </w:rPr>
         <w:t>Escena 1: El Interior de la Torre</w:t>
       </w:r>
-      <w:r>
-        <w:bookmarkEnd w:id="6"/>
-      </w:r>
+      <w:bookmarkEnd w:id="21"/>
     </w:p>
     <w:p>
+      <w:pPr>
+        <w:spacing w:line="276" w:lineRule="auto" w:after="160"/>
+      </w:pPr>
       <w:r>
+        <w:rPr>
+          <w:rFonts w:ascii="Calibri" w:hAnsi="Calibri"/>
+          <w:sz w:val="22"/>
+        </w:rPr>
         <w:t>El grupo se adentró en la estructura de la torre. El interior no estaba hecho de piedra ni de metal, sino de estanterías infinitas hechas de cristal líquido donde flotaban millones de orbes de memoria en suspensión.</w:t>
         <w:br/>
         <w:br/>
@@ -344,24 +526,72 @@
       </w:r>
     </w:p>
     <w:p>
+      <w:pPr>
+        <w:spacing w:before="120" w:after="280"/>
+        <w:jc w:val="center"/>
+      </w:pPr>
       <w:r>
-        <w:bookmarkStart w:id="7" w:name="Scene_7"/>
+        <w:drawing>
+          <wp:inline xmlns:a="http://schemas.openxmlformats.org/drawingml/2006/main" xmlns:pic="http://schemas.openxmlformats.org/drawingml/2006/picture">
+            <wp:extent cx="4754880" cy="2674620"/>
+            <wp:docPr id="5" name="Picture 5"/>
+            <wp:cNvGraphicFramePr>
+              <a:graphicFrameLocks noChangeAspect="1"/>
+            </wp:cNvGraphicFramePr>
+            <a:graphic>
+              <a:graphicData uri="http://schemas.openxmlformats.org/drawingml/2006/picture">
+                <pic:pic>
+                  <pic:nvPicPr>
+                    <pic:cNvPr id="0" name="escena_c2_e1.jpg"/>
+                    <pic:cNvPicPr/>
+                  </pic:nvPicPr>
+                  <pic:blipFill>
+                    <a:blip r:embed="rId13"/>
+                    <a:stretch>
+                      <a:fillRect/>
+                    </a:stretch>
+                  </pic:blipFill>
+                  <pic:spPr>
+                    <a:xfrm>
+                      <a:off x="0" y="0"/>
+                      <a:ext cx="4754880" cy="2674620"/>
+                    </a:xfrm>
+                    <a:prstGeom prst="rect"/>
+                  </pic:spPr>
+                </pic:pic>
+              </a:graphicData>
+            </a:graphic>
+          </wp:inline>
+        </w:drawing>
       </w:r>
+    </w:p>
+    <w:p>
+      <w:bookmarkStart w:id="21" w:name="cap_2_esc"/>
+      <w:pPr>
+        <w:keepNext/>
+        <w:spacing w:before="240" w:after="120"/>
+        <w:jc w:val="left"/>
+      </w:pPr>
       <w:r>
         <w:rPr>
-          <w:rFonts w:ascii="Arial" w:hAnsi="Arial"/>
+          <w:rFonts w:ascii="Calibri" w:hAnsi="Calibri"/>
           <w:b/>
-          <w:color w:val="EA580C"/>
-          <w:sz w:val="28"/>
+          <w:color w:val="2B6CB0"/>
+          <w:sz w:val="30"/>
         </w:rPr>
         <w:t>Escena 2: La Verdad del Primer Mundo</w:t>
       </w:r>
-      <w:r>
-        <w:bookmarkEnd w:id="7"/>
-      </w:r>
+      <w:bookmarkEnd w:id="21"/>
     </w:p>
     <w:p>
+      <w:pPr>
+        <w:spacing w:line="276" w:lineRule="auto" w:after="160"/>
+      </w:pPr>
       <w:r>
+        <w:rPr>
+          <w:rFonts w:ascii="Calibri" w:hAnsi="Calibri"/>
+          <w:sz w:val="22"/>
+        </w:rPr>
         <w:t>El Primer Escriba levantó la mano y los orbes de memoria del salón comenzaron a girar a gran velocidad, proyectando una ilusión tridimensional en mitad de la habitación.</w:t>
         <w:br/>
         <w:br/>
@@ -383,24 +613,72 @@
       </w:r>
     </w:p>
     <w:p>
+      <w:pPr>
+        <w:spacing w:before="120" w:after="280"/>
+        <w:jc w:val="center"/>
+      </w:pPr>
       <w:r>
-        <w:bookmarkStart w:id="8" w:name="Scene_8"/>
+        <w:drawing>
+          <wp:inline xmlns:a="http://schemas.openxmlformats.org/drawingml/2006/main" xmlns:pic="http://schemas.openxmlformats.org/drawingml/2006/picture">
+            <wp:extent cx="4754880" cy="2674620"/>
+            <wp:docPr id="6" name="Picture 6"/>
+            <wp:cNvGraphicFramePr>
+              <a:graphicFrameLocks noChangeAspect="1"/>
+            </wp:cNvGraphicFramePr>
+            <a:graphic>
+              <a:graphicData uri="http://schemas.openxmlformats.org/drawingml/2006/picture">
+                <pic:pic>
+                  <pic:nvPicPr>
+                    <pic:cNvPr id="0" name="escena_c2_e2.jpg"/>
+                    <pic:cNvPicPr/>
+                  </pic:nvPicPr>
+                  <pic:blipFill>
+                    <a:blip r:embed="rId14"/>
+                    <a:stretch>
+                      <a:fillRect/>
+                    </a:stretch>
+                  </pic:blipFill>
+                  <pic:spPr>
+                    <a:xfrm>
+                      <a:off x="0" y="0"/>
+                      <a:ext cx="4754880" cy="2674620"/>
+                    </a:xfrm>
+                    <a:prstGeom prst="rect"/>
+                  </pic:spPr>
+                </pic:pic>
+              </a:graphicData>
+            </a:graphic>
+          </wp:inline>
+        </w:drawing>
       </w:r>
+    </w:p>
+    <w:p>
+      <w:bookmarkStart w:id="21" w:name="cap_2_esc"/>
+      <w:pPr>
+        <w:keepNext/>
+        <w:spacing w:before="240" w:after="120"/>
+        <w:jc w:val="left"/>
+      </w:pPr>
       <w:r>
         <w:rPr>
-          <w:rFonts w:ascii="Arial" w:hAnsi="Arial"/>
+          <w:rFonts w:ascii="Calibri" w:hAnsi="Calibri"/>
           <w:b/>
-          <w:color w:val="EA580C"/>
-          <w:sz w:val="28"/>
+          <w:color w:val="2B6CB0"/>
+          <w:sz w:val="30"/>
         </w:rPr>
         <w:t>Escena 3: El Ataque de los Invasores</w:t>
       </w:r>
-      <w:r>
-        <w:bookmarkEnd w:id="8"/>
-      </w:r>
+      <w:bookmarkEnd w:id="21"/>
     </w:p>
     <w:p>
+      <w:pPr>
+        <w:spacing w:line="276" w:lineRule="auto" w:after="160"/>
+      </w:pPr>
       <w:r>
+        <w:rPr>
+          <w:rFonts w:ascii="Calibri" w:hAnsi="Calibri"/>
+          <w:sz w:val="22"/>
+        </w:rPr>
         <w:t>Antes de que Kael pudiera procesar la revelación, el techo de la torre fue atravesado por tres lanzas de energía carmesí. Un grupo de figuras con armaduras orgánicas y alas de cristal oscuro descendió desde el cielo, destruyendo las estanterías de recuerdos.</w:t>
         <w:br/>
         <w:br/>
@@ -420,41 +698,95 @@
       </w:r>
     </w:p>
     <w:p>
+      <w:pPr>
+        <w:spacing w:before="120" w:after="280"/>
+        <w:jc w:val="center"/>
+      </w:pPr>
       <w:r>
-        <w:bookmarkStart w:id="9" w:name="Chapter_9"/>
-      </w:r>
-      <w:r>
-        <w:rPr>
-          <w:rFonts w:ascii="Arial" w:hAnsi="Arial"/>
-          <w:b/>
-          <w:color w:val="A855F7"/>
-          <w:sz w:val="36"/>
-        </w:rPr>
-        <w:t>Capítulo 3: La Batalla de la Tinta de Plata</w:t>
-      </w:r>
-      <w:r>
-        <w:bookmarkEnd w:id="9"/>
+        <w:drawing>
+          <wp:inline xmlns:a="http://schemas.openxmlformats.org/drawingml/2006/main" xmlns:pic="http://schemas.openxmlformats.org/drawingml/2006/picture">
+            <wp:extent cx="4754880" cy="2674620"/>
+            <wp:docPr id="7" name="Picture 7"/>
+            <wp:cNvGraphicFramePr>
+              <a:graphicFrameLocks noChangeAspect="1"/>
+            </wp:cNvGraphicFramePr>
+            <a:graphic>
+              <a:graphicData uri="http://schemas.openxmlformats.org/drawingml/2006/picture">
+                <pic:pic>
+                  <pic:nvPicPr>
+                    <pic:cNvPr id="0" name="escena_c2_e3.jpg"/>
+                    <pic:cNvPicPr/>
+                  </pic:nvPicPr>
+                  <pic:blipFill>
+                    <a:blip r:embed="rId15"/>
+                    <a:stretch>
+                      <a:fillRect/>
+                    </a:stretch>
+                  </pic:blipFill>
+                  <pic:spPr>
+                    <a:xfrm>
+                      <a:off x="0" y="0"/>
+                      <a:ext cx="4754880" cy="2674620"/>
+                    </a:xfrm>
+                    <a:prstGeom prst="rect"/>
+                  </pic:spPr>
+                </pic:pic>
+              </a:graphicData>
+            </a:graphic>
+          </wp:inline>
+        </w:drawing>
       </w:r>
     </w:p>
     <w:p>
       <w:r>
-        <w:bookmarkStart w:id="10" w:name="Scene_10"/>
+        <w:br w:type="page"/>
       </w:r>
+    </w:p>
+    <w:p>
+      <w:bookmarkStart w:id="30" w:name="cap_3"/>
+      <w:pPr>
+        <w:keepNext/>
+        <w:spacing w:before="240" w:after="120"/>
+        <w:jc w:val="center"/>
+      </w:pPr>
       <w:r>
         <w:rPr>
-          <w:rFonts w:ascii="Arial" w:hAnsi="Arial"/>
+          <w:rFonts w:ascii="Calibri" w:hAnsi="Calibri"/>
           <w:b/>
-          <w:color w:val="EA580C"/>
-          <w:sz w:val="28"/>
+          <w:color w:val="1A365D"/>
+          <w:sz w:val="40"/>
+        </w:rPr>
+        <w:t>Capítulo 3: La Batalla de la Tinta de Plata</w:t>
+      </w:r>
+      <w:bookmarkEnd w:id="30"/>
+    </w:p>
+    <w:p>
+      <w:bookmarkStart w:id="31" w:name="cap_3_esc"/>
+      <w:pPr>
+        <w:keepNext/>
+        <w:spacing w:before="240" w:after="120"/>
+        <w:jc w:val="left"/>
+      </w:pPr>
+      <w:r>
+        <w:rPr>
+          <w:rFonts w:ascii="Calibri" w:hAnsi="Calibri"/>
+          <w:b/>
+          <w:color w:val="2B6CB0"/>
+          <w:sz w:val="30"/>
         </w:rPr>
         <w:t>Escena 1: El Poder del Escriba</w:t>
       </w:r>
-      <w:r>
-        <w:bookmarkEnd w:id="10"/>
-      </w:r>
+      <w:bookmarkEnd w:id="31"/>
     </w:p>
     <w:p>
+      <w:pPr>
+        <w:spacing w:line="276" w:lineRule="auto" w:after="160"/>
+      </w:pPr>
       <w:r>
+        <w:rPr>
+          <w:rFonts w:ascii="Calibri" w:hAnsi="Calibri"/>
+          <w:sz w:val="22"/>
+        </w:rPr>
         <w:t>El combate en la torre se volvió un caos de energía. Los Devoradores de Ecos se movían con una coordinación perfecta, atacando en ráfagas que desgastaban la defensa de Ren y Sora.</w:t>
         <w:br/>
         <w:br/>
@@ -474,24 +806,72 @@
       </w:r>
     </w:p>
     <w:p>
+      <w:pPr>
+        <w:spacing w:before="120" w:after="280"/>
+        <w:jc w:val="center"/>
+      </w:pPr>
       <w:r>
-        <w:bookmarkStart w:id="11" w:name="Scene_11"/>
+        <w:drawing>
+          <wp:inline xmlns:a="http://schemas.openxmlformats.org/drawingml/2006/main" xmlns:pic="http://schemas.openxmlformats.org/drawingml/2006/picture">
+            <wp:extent cx="4754880" cy="2674620"/>
+            <wp:docPr id="8" name="Picture 8"/>
+            <wp:cNvGraphicFramePr>
+              <a:graphicFrameLocks noChangeAspect="1"/>
+            </wp:cNvGraphicFramePr>
+            <a:graphic>
+              <a:graphicData uri="http://schemas.openxmlformats.org/drawingml/2006/picture">
+                <pic:pic>
+                  <pic:nvPicPr>
+                    <pic:cNvPr id="0" name="escena_c3_e1.jpg"/>
+                    <pic:cNvPicPr/>
+                  </pic:nvPicPr>
+                  <pic:blipFill>
+                    <a:blip r:embed="rId16"/>
+                    <a:stretch>
+                      <a:fillRect/>
+                    </a:stretch>
+                  </pic:blipFill>
+                  <pic:spPr>
+                    <a:xfrm>
+                      <a:off x="0" y="0"/>
+                      <a:ext cx="4754880" cy="2674620"/>
+                    </a:xfrm>
+                    <a:prstGeom prst="rect"/>
+                  </pic:spPr>
+                </pic:pic>
+              </a:graphicData>
+            </a:graphic>
+          </wp:inline>
+        </w:drawing>
       </w:r>
+    </w:p>
+    <w:p>
+      <w:bookmarkStart w:id="31" w:name="cap_3_esc"/>
+      <w:pPr>
+        <w:keepNext/>
+        <w:spacing w:before="240" w:after="120"/>
+        <w:jc w:val="left"/>
+      </w:pPr>
       <w:r>
         <w:rPr>
-          <w:rFonts w:ascii="Arial" w:hAnsi="Arial"/>
+          <w:rFonts w:ascii="Calibri" w:hAnsi="Calibri"/>
           <w:b/>
-          <w:color w:val="EA580C"/>
-          <w:sz w:val="28"/>
+          <w:color w:val="2B6CB0"/>
+          <w:sz w:val="30"/>
         </w:rPr>
         <w:t>Escena 2: La Fusión de los Tres Mundos</w:t>
       </w:r>
-      <w:r>
-        <w:bookmarkEnd w:id="11"/>
-      </w:r>
+      <w:bookmarkEnd w:id="31"/>
     </w:p>
     <w:p>
+      <w:pPr>
+        <w:spacing w:line="276" w:lineRule="auto" w:after="160"/>
+      </w:pPr>
       <w:r>
+        <w:rPr>
+          <w:rFonts w:ascii="Calibri" w:hAnsi="Calibri"/>
+          <w:sz w:val="22"/>
+        </w:rPr>
         <w:t>Al recibir la Llave del Autor, la mente de Kael se expandió más allá de los límites humanos. Por primera vez desde que despertó en la fosa del Capítulo 1, Kael no solo recuperó la totalidad de sus propios recuerdos, sino que vio el mapa completo del planeta: tres continentes flotantes aislados entre sí, cada uno sufriendo bajo sistemas de poder destructivos.</w:t>
         <w:br/>
         <w:br/>
@@ -514,24 +894,72 @@
       </w:r>
     </w:p>
     <w:p>
+      <w:pPr>
+        <w:spacing w:before="120" w:after="280"/>
+        <w:jc w:val="center"/>
+      </w:pPr>
       <w:r>
-        <w:bookmarkStart w:id="12" w:name="Scene_12"/>
+        <w:drawing>
+          <wp:inline xmlns:a="http://schemas.openxmlformats.org/drawingml/2006/main" xmlns:pic="http://schemas.openxmlformats.org/drawingml/2006/picture">
+            <wp:extent cx="4754880" cy="2674620"/>
+            <wp:docPr id="9" name="Picture 9"/>
+            <wp:cNvGraphicFramePr>
+              <a:graphicFrameLocks noChangeAspect="1"/>
+            </wp:cNvGraphicFramePr>
+            <a:graphic>
+              <a:graphicData uri="http://schemas.openxmlformats.org/drawingml/2006/picture">
+                <pic:pic>
+                  <pic:nvPicPr>
+                    <pic:cNvPr id="0" name="escena_c3_e2.jpg"/>
+                    <pic:cNvPicPr/>
+                  </pic:nvPicPr>
+                  <pic:blipFill>
+                    <a:blip r:embed="rId17"/>
+                    <a:stretch>
+                      <a:fillRect/>
+                    </a:stretch>
+                  </pic:blipFill>
+                  <pic:spPr>
+                    <a:xfrm>
+                      <a:off x="0" y="0"/>
+                      <a:ext cx="4754880" cy="2674620"/>
+                    </a:xfrm>
+                    <a:prstGeom prst="rect"/>
+                  </pic:spPr>
+                </pic:pic>
+              </a:graphicData>
+            </a:graphic>
+          </wp:inline>
+        </w:drawing>
       </w:r>
+    </w:p>
+    <w:p>
+      <w:bookmarkStart w:id="31" w:name="cap_3_esc"/>
+      <w:pPr>
+        <w:keepNext/>
+        <w:spacing w:before="240" w:after="120"/>
+        <w:jc w:val="left"/>
+      </w:pPr>
       <w:r>
         <w:rPr>
-          <w:rFonts w:ascii="Arial" w:hAnsi="Arial"/>
+          <w:rFonts w:ascii="Calibri" w:hAnsi="Calibri"/>
           <w:b/>
-          <w:color w:val="EA580C"/>
-          <w:sz w:val="28"/>
+          <w:color w:val="2B6CB0"/>
+          <w:sz w:val="30"/>
         </w:rPr>
         <w:t>Escena 3: El Portal de los Reyes</w:t>
       </w:r>
-      <w:r>
-        <w:bookmarkEnd w:id="12"/>
-      </w:r>
+      <w:bookmarkEnd w:id="31"/>
     </w:p>
     <w:p>
+      <w:pPr>
+        <w:spacing w:line="276" w:lineRule="auto" w:after="160"/>
+      </w:pPr>
       <w:r>
+        <w:rPr>
+          <w:rFonts w:ascii="Calibri" w:hAnsi="Calibri"/>
+          <w:sz w:val="22"/>
+        </w:rPr>
         <w:t>Desde el techo destruido de la torre, el grupo observó la armada enemiga: cientos de naves orgánicas flotando en la estratósfera, preparándose para bombardear la costa de la playa de arena negra.</w:t>
         <w:br/>
         <w:br/>
@@ -548,41 +976,95 @@
       </w:r>
     </w:p>
     <w:p>
+      <w:pPr>
+        <w:spacing w:before="120" w:after="280"/>
+        <w:jc w:val="center"/>
+      </w:pPr>
       <w:r>
-        <w:bookmarkStart w:id="13" w:name="Chapter_13"/>
-      </w:r>
-      <w:r>
-        <w:rPr>
-          <w:rFonts w:ascii="Arial" w:hAnsi="Arial"/>
-          <w:b/>
-          <w:color w:val="A855F7"/>
-          <w:sz w:val="36"/>
-        </w:rPr>
-        <w:t>Capítulo 4: La Capital del Olvido</w:t>
-      </w:r>
-      <w:r>
-        <w:bookmarkEnd w:id="13"/>
+        <w:drawing>
+          <wp:inline xmlns:a="http://schemas.openxmlformats.org/drawingml/2006/main" xmlns:pic="http://schemas.openxmlformats.org/drawingml/2006/picture">
+            <wp:extent cx="4754880" cy="2674620"/>
+            <wp:docPr id="10" name="Picture 10"/>
+            <wp:cNvGraphicFramePr>
+              <a:graphicFrameLocks noChangeAspect="1"/>
+            </wp:cNvGraphicFramePr>
+            <a:graphic>
+              <a:graphicData uri="http://schemas.openxmlformats.org/drawingml/2006/picture">
+                <pic:pic>
+                  <pic:nvPicPr>
+                    <pic:cNvPr id="0" name="escena_c3_e3.jpg"/>
+                    <pic:cNvPicPr/>
+                  </pic:nvPicPr>
+                  <pic:blipFill>
+                    <a:blip r:embed="rId18"/>
+                    <a:stretch>
+                      <a:fillRect/>
+                    </a:stretch>
+                  </pic:blipFill>
+                  <pic:spPr>
+                    <a:xfrm>
+                      <a:off x="0" y="0"/>
+                      <a:ext cx="4754880" cy="2674620"/>
+                    </a:xfrm>
+                    <a:prstGeom prst="rect"/>
+                  </pic:spPr>
+                </pic:pic>
+              </a:graphicData>
+            </a:graphic>
+          </wp:inline>
+        </w:drawing>
       </w:r>
     </w:p>
     <w:p>
       <w:r>
-        <w:bookmarkStart w:id="14" w:name="Scene_14"/>
+        <w:br w:type="page"/>
       </w:r>
+    </w:p>
+    <w:p>
+      <w:bookmarkStart w:id="40" w:name="cap_4"/>
+      <w:pPr>
+        <w:keepNext/>
+        <w:spacing w:before="240" w:after="120"/>
+        <w:jc w:val="center"/>
+      </w:pPr>
       <w:r>
         <w:rPr>
-          <w:rFonts w:ascii="Arial" w:hAnsi="Arial"/>
+          <w:rFonts w:ascii="Calibri" w:hAnsi="Calibri"/>
           <w:b/>
-          <w:color w:val="EA580C"/>
-          <w:sz w:val="28"/>
+          <w:color w:val="1A365D"/>
+          <w:sz w:val="40"/>
+        </w:rPr>
+        <w:t>Capítulo 4: La Capital del Olvido</w:t>
+      </w:r>
+      <w:bookmarkEnd w:id="40"/>
+    </w:p>
+    <w:p>
+      <w:bookmarkStart w:id="41" w:name="cap_4_esc"/>
+      <w:pPr>
+        <w:keepNext/>
+        <w:spacing w:before="240" w:after="120"/>
+        <w:jc w:val="left"/>
+      </w:pPr>
+      <w:r>
+        <w:rPr>
+          <w:rFonts w:ascii="Calibri" w:hAnsi="Calibri"/>
+          <w:b/>
+          <w:color w:val="2B6CB0"/>
+          <w:sz w:val="30"/>
         </w:rPr>
         <w:t>Escena 1: El Desembarco en el Continente Rojo</w:t>
       </w:r>
-      <w:r>
-        <w:bookmarkEnd w:id="14"/>
-      </w:r>
+      <w:bookmarkEnd w:id="41"/>
     </w:p>
     <w:p>
+      <w:pPr>
+        <w:spacing w:line="276" w:lineRule="auto" w:after="160"/>
+      </w:pPr>
       <w:r>
+        <w:rPr>
+          <w:rFonts w:ascii="Calibri" w:hAnsi="Calibri"/>
+          <w:sz w:val="22"/>
+        </w:rPr>
         <w:t>El portal los transportó directamente sobre la metrópolis enemiga: Ignis-Null, una ciudad de agujas de hierro negro construida dentro de un cráter volcánico. A diferencia de Aetheria, aquí no se robaban recuerdos para flotar, sino que se extraían las emociones de los ciudadanos para alimentar armas de destrucción masiva.</w:t>
         <w:br/>
         <w:br/>
@@ -602,24 +1084,72 @@
       </w:r>
     </w:p>
     <w:p>
+      <w:pPr>
+        <w:spacing w:before="120" w:after="280"/>
+        <w:jc w:val="center"/>
+      </w:pPr>
       <w:r>
-        <w:bookmarkStart w:id="15" w:name="Scene_15"/>
+        <w:drawing>
+          <wp:inline xmlns:a="http://schemas.openxmlformats.org/drawingml/2006/main" xmlns:pic="http://schemas.openxmlformats.org/drawingml/2006/picture">
+            <wp:extent cx="4754880" cy="2674620"/>
+            <wp:docPr id="11" name="Picture 11"/>
+            <wp:cNvGraphicFramePr>
+              <a:graphicFrameLocks noChangeAspect="1"/>
+            </wp:cNvGraphicFramePr>
+            <a:graphic>
+              <a:graphicData uri="http://schemas.openxmlformats.org/drawingml/2006/picture">
+                <pic:pic>
+                  <pic:nvPicPr>
+                    <pic:cNvPr id="0" name="escena_c4_e1.jpg"/>
+                    <pic:cNvPicPr/>
+                  </pic:nvPicPr>
+                  <pic:blipFill>
+                    <a:blip r:embed="rId19"/>
+                    <a:stretch>
+                      <a:fillRect/>
+                    </a:stretch>
+                  </pic:blipFill>
+                  <pic:spPr>
+                    <a:xfrm>
+                      <a:off x="0" y="0"/>
+                      <a:ext cx="4754880" cy="2674620"/>
+                    </a:xfrm>
+                    <a:prstGeom prst="rect"/>
+                  </pic:spPr>
+                </pic:pic>
+              </a:graphicData>
+            </a:graphic>
+          </wp:inline>
+        </w:drawing>
       </w:r>
+    </w:p>
+    <w:p>
+      <w:bookmarkStart w:id="41" w:name="cap_4_esc"/>
+      <w:pPr>
+        <w:keepNext/>
+        <w:spacing w:before="240" w:after="120"/>
+        <w:jc w:val="left"/>
+      </w:pPr>
       <w:r>
         <w:rPr>
-          <w:rFonts w:ascii="Arial" w:hAnsi="Arial"/>
+          <w:rFonts w:ascii="Calibri" w:hAnsi="Calibri"/>
           <w:b/>
-          <w:color w:val="EA580C"/>
-          <w:sz w:val="28"/>
+          <w:color w:val="2B6CB0"/>
+          <w:sz w:val="30"/>
         </w:rPr>
         <w:t>Escena 2: El Rey sin Nombre</w:t>
       </w:r>
-      <w:r>
-        <w:bookmarkEnd w:id="15"/>
-      </w:r>
+      <w:bookmarkEnd w:id="41"/>
     </w:p>
     <w:p>
+      <w:pPr>
+        <w:spacing w:line="276" w:lineRule="auto" w:after="160"/>
+      </w:pPr>
       <w:r>
+        <w:rPr>
+          <w:rFonts w:ascii="Calibri" w:hAnsi="Calibri"/>
+          <w:sz w:val="22"/>
+        </w:rPr>
         <w:t>Desde el palacio del cráter emergió el gobernante absoluto de Ignis-Null: un ser de tres metros de altura cubierto por una armadura de obsidiana que sostenía el Relicario de la Emoción, el artefacto hermano de las tres dagas de Kael.</w:t>
         <w:br/>
         <w:br/>
@@ -639,24 +1169,72 @@
       </w:r>
     </w:p>
     <w:p>
+      <w:pPr>
+        <w:spacing w:before="120" w:after="280"/>
+        <w:jc w:val="center"/>
+      </w:pPr>
       <w:r>
-        <w:bookmarkStart w:id="16" w:name="Scene_16"/>
+        <w:drawing>
+          <wp:inline xmlns:a="http://schemas.openxmlformats.org/drawingml/2006/main" xmlns:pic="http://schemas.openxmlformats.org/drawingml/2006/picture">
+            <wp:extent cx="4754880" cy="2674620"/>
+            <wp:docPr id="12" name="Picture 12"/>
+            <wp:cNvGraphicFramePr>
+              <a:graphicFrameLocks noChangeAspect="1"/>
+            </wp:cNvGraphicFramePr>
+            <a:graphic>
+              <a:graphicData uri="http://schemas.openxmlformats.org/drawingml/2006/picture">
+                <pic:pic>
+                  <pic:nvPicPr>
+                    <pic:cNvPr id="0" name="escena_c4_e2.jpg"/>
+                    <pic:cNvPicPr/>
+                  </pic:nvPicPr>
+                  <pic:blipFill>
+                    <a:blip r:embed="rId20"/>
+                    <a:stretch>
+                      <a:fillRect/>
+                    </a:stretch>
+                  </pic:blipFill>
+                  <pic:spPr>
+                    <a:xfrm>
+                      <a:off x="0" y="0"/>
+                      <a:ext cx="4754880" cy="2674620"/>
+                    </a:xfrm>
+                    <a:prstGeom prst="rect"/>
+                  </pic:spPr>
+                </pic:pic>
+              </a:graphicData>
+            </a:graphic>
+          </wp:inline>
+        </w:drawing>
       </w:r>
+    </w:p>
+    <w:p>
+      <w:bookmarkStart w:id="41" w:name="cap_4_esc"/>
+      <w:pPr>
+        <w:keepNext/>
+        <w:spacing w:before="240" w:after="120"/>
+        <w:jc w:val="left"/>
+      </w:pPr>
       <w:r>
         <w:rPr>
-          <w:rFonts w:ascii="Arial" w:hAnsi="Arial"/>
+          <w:rFonts w:ascii="Calibri" w:hAnsi="Calibri"/>
           <w:b/>
-          <w:color w:val="EA580C"/>
-          <w:sz w:val="28"/>
+          <w:color w:val="2B6CB0"/>
+          <w:sz w:val="30"/>
         </w:rPr>
         <w:t>Escena 3: El Gran Borrador</w:t>
       </w:r>
-      <w:r>
-        <w:bookmarkEnd w:id="16"/>
-      </w:r>
+      <w:bookmarkEnd w:id="41"/>
     </w:p>
     <w:p>
+      <w:pPr>
+        <w:spacing w:line="276" w:lineRule="auto" w:after="160"/>
+      </w:pPr>
       <w:r>
+        <w:rPr>
+          <w:rFonts w:ascii="Calibri" w:hAnsi="Calibri"/>
+          <w:sz w:val="22"/>
+        </w:rPr>
         <w:t>Kael trazó un único trazo horizontal en el aire con la Pluma del Autor.</w:t>
         <w:br/>
         <w:br/>
@@ -673,41 +1251,95 @@
       </w:r>
     </w:p>
     <w:p>
+      <w:pPr>
+        <w:spacing w:before="120" w:after="280"/>
+        <w:jc w:val="center"/>
+      </w:pPr>
       <w:r>
-        <w:bookmarkStart w:id="17" w:name="Chapter_17"/>
-      </w:r>
-      <w:r>
-        <w:rPr>
-          <w:rFonts w:ascii="Arial" w:hAnsi="Arial"/>
-          <w:b/>
-          <w:color w:val="A855F7"/>
-          <w:sz w:val="36"/>
-        </w:rPr>
-        <w:t>Capítulo 5: El Lienzo Blanco (Gran Final de la Trilogía)</w:t>
-      </w:r>
-      <w:r>
-        <w:bookmarkEnd w:id="17"/>
+        <w:drawing>
+          <wp:inline xmlns:a="http://schemas.openxmlformats.org/drawingml/2006/main" xmlns:pic="http://schemas.openxmlformats.org/drawingml/2006/picture">
+            <wp:extent cx="4754880" cy="2674620"/>
+            <wp:docPr id="13" name="Picture 13"/>
+            <wp:cNvGraphicFramePr>
+              <a:graphicFrameLocks noChangeAspect="1"/>
+            </wp:cNvGraphicFramePr>
+            <a:graphic>
+              <a:graphicData uri="http://schemas.openxmlformats.org/drawingml/2006/picture">
+                <pic:pic>
+                  <pic:nvPicPr>
+                    <pic:cNvPr id="0" name="escena_c4_e3.jpg"/>
+                    <pic:cNvPicPr/>
+                  </pic:nvPicPr>
+                  <pic:blipFill>
+                    <a:blip r:embed="rId21"/>
+                    <a:stretch>
+                      <a:fillRect/>
+                    </a:stretch>
+                  </pic:blipFill>
+                  <pic:spPr>
+                    <a:xfrm>
+                      <a:off x="0" y="0"/>
+                      <a:ext cx="4754880" cy="2674620"/>
+                    </a:xfrm>
+                    <a:prstGeom prst="rect"/>
+                  </pic:spPr>
+                </pic:pic>
+              </a:graphicData>
+            </a:graphic>
+          </wp:inline>
+        </w:drawing>
       </w:r>
     </w:p>
     <w:p>
       <w:r>
-        <w:bookmarkStart w:id="18" w:name="Scene_18"/>
+        <w:br w:type="page"/>
       </w:r>
+    </w:p>
+    <w:p>
+      <w:bookmarkStart w:id="50" w:name="cap_5"/>
+      <w:pPr>
+        <w:keepNext/>
+        <w:spacing w:before="240" w:after="120"/>
+        <w:jc w:val="center"/>
+      </w:pPr>
       <w:r>
         <w:rPr>
-          <w:rFonts w:ascii="Arial" w:hAnsi="Arial"/>
+          <w:rFonts w:ascii="Calibri" w:hAnsi="Calibri"/>
           <w:b/>
-          <w:color w:val="EA580C"/>
-          <w:sz w:val="28"/>
+          <w:color w:val="1A365D"/>
+          <w:sz w:val="40"/>
+        </w:rPr>
+        <w:t>Capítulo 5: El Lienzo Blanco (Gran Final de la Trilogía)</w:t>
+      </w:r>
+      <w:bookmarkEnd w:id="50"/>
+    </w:p>
+    <w:p>
+      <w:bookmarkStart w:id="51" w:name="cap_5_esc"/>
+      <w:pPr>
+        <w:keepNext/>
+        <w:spacing w:before="240" w:after="120"/>
+        <w:jc w:val="left"/>
+      </w:pPr>
+      <w:r>
+        <w:rPr>
+          <w:rFonts w:ascii="Calibri" w:hAnsi="Calibri"/>
+          <w:b/>
+          <w:color w:val="2B6CB0"/>
+          <w:sz w:val="30"/>
         </w:rPr>
         <w:t>Escena 1: La Reunión de los Mundos</w:t>
       </w:r>
-      <w:r>
-        <w:bookmarkEnd w:id="18"/>
-      </w:r>
+      <w:bookmarkEnd w:id="51"/>
     </w:p>
     <w:p>
+      <w:pPr>
+        <w:spacing w:line="276" w:lineRule="auto" w:after="160"/>
+      </w:pPr>
       <w:r>
+        <w:rPr>
+          <w:rFonts w:ascii="Calibri" w:hAnsi="Calibri"/>
+          <w:sz w:val="22"/>
+        </w:rPr>
         <w:t>Un mes después de la caída de Ignis-Null.</w:t>
         <w:br/>
         <w:br/>
@@ -730,24 +1362,72 @@
       </w:r>
     </w:p>
     <w:p>
+      <w:pPr>
+        <w:spacing w:before="120" w:after="280"/>
+        <w:jc w:val="center"/>
+      </w:pPr>
       <w:r>
-        <w:bookmarkStart w:id="19" w:name="Scene_19"/>
+        <w:drawing>
+          <wp:inline xmlns:a="http://schemas.openxmlformats.org/drawingml/2006/main" xmlns:pic="http://schemas.openxmlformats.org/drawingml/2006/picture">
+            <wp:extent cx="4754880" cy="2674620"/>
+            <wp:docPr id="14" name="Picture 14"/>
+            <wp:cNvGraphicFramePr>
+              <a:graphicFrameLocks noChangeAspect="1"/>
+            </wp:cNvGraphicFramePr>
+            <a:graphic>
+              <a:graphicData uri="http://schemas.openxmlformats.org/drawingml/2006/picture">
+                <pic:pic>
+                  <pic:nvPicPr>
+                    <pic:cNvPr id="0" name="escena_c5_e1.jpg"/>
+                    <pic:cNvPicPr/>
+                  </pic:nvPicPr>
+                  <pic:blipFill>
+                    <a:blip r:embed="rId22"/>
+                    <a:stretch>
+                      <a:fillRect/>
+                    </a:stretch>
+                  </pic:blipFill>
+                  <pic:spPr>
+                    <a:xfrm>
+                      <a:off x="0" y="0"/>
+                      <a:ext cx="4754880" cy="2674620"/>
+                    </a:xfrm>
+                    <a:prstGeom prst="rect"/>
+                  </pic:spPr>
+                </pic:pic>
+              </a:graphicData>
+            </a:graphic>
+          </wp:inline>
+        </w:drawing>
       </w:r>
+    </w:p>
+    <w:p>
+      <w:bookmarkStart w:id="51" w:name="cap_5_esc"/>
+      <w:pPr>
+        <w:keepNext/>
+        <w:spacing w:before="240" w:after="120"/>
+        <w:jc w:val="left"/>
+      </w:pPr>
       <w:r>
         <w:rPr>
-          <w:rFonts w:ascii="Arial" w:hAnsi="Arial"/>
+          <w:rFonts w:ascii="Calibri" w:hAnsi="Calibri"/>
           <w:b/>
-          <w:color w:val="EA580C"/>
-          <w:sz w:val="28"/>
+          <w:color w:val="2B6CB0"/>
+          <w:sz w:val="30"/>
         </w:rPr>
         <w:t>Escena 2: El Libro Abierto</w:t>
       </w:r>
-      <w:r>
-        <w:bookmarkEnd w:id="19"/>
-      </w:r>
+      <w:bookmarkEnd w:id="51"/>
     </w:p>
     <w:p>
+      <w:pPr>
+        <w:spacing w:line="276" w:lineRule="auto" w:after="160"/>
+      </w:pPr>
       <w:r>
+        <w:rPr>
+          <w:rFonts w:ascii="Calibri" w:hAnsi="Calibri"/>
+          <w:sz w:val="22"/>
+        </w:rPr>
         <w:t>En la plaza central de la nueva capital unificada, la gente de todos los continentes se había reunido para celebrar el inicio de la era de la Tinta Libre. Los niños jugaban en las calles dibujando con tinta de colores sobre los muros de piedra que antes separaban los mundos.</w:t>
         <w:br/>
         <w:br/>
@@ -761,24 +1441,72 @@
       </w:r>
     </w:p>
     <w:p>
+      <w:pPr>
+        <w:spacing w:before="120" w:after="280"/>
+        <w:jc w:val="center"/>
+      </w:pPr>
       <w:r>
-        <w:bookmarkStart w:id="20" w:name="Scene_20"/>
+        <w:drawing>
+          <wp:inline xmlns:a="http://schemas.openxmlformats.org/drawingml/2006/main" xmlns:pic="http://schemas.openxmlformats.org/drawingml/2006/picture">
+            <wp:extent cx="4754880" cy="2674620"/>
+            <wp:docPr id="15" name="Picture 15"/>
+            <wp:cNvGraphicFramePr>
+              <a:graphicFrameLocks noChangeAspect="1"/>
+            </wp:cNvGraphicFramePr>
+            <a:graphic>
+              <a:graphicData uri="http://schemas.openxmlformats.org/drawingml/2006/picture">
+                <pic:pic>
+                  <pic:nvPicPr>
+                    <pic:cNvPr id="0" name="escena_c5_e2.jpg"/>
+                    <pic:cNvPicPr/>
+                  </pic:nvPicPr>
+                  <pic:blipFill>
+                    <a:blip r:embed="rId23"/>
+                    <a:stretch>
+                      <a:fillRect/>
+                    </a:stretch>
+                  </pic:blipFill>
+                  <pic:spPr>
+                    <a:xfrm>
+                      <a:off x="0" y="0"/>
+                      <a:ext cx="4754880" cy="2674620"/>
+                    </a:xfrm>
+                    <a:prstGeom prst="rect"/>
+                  </pic:spPr>
+                </pic:pic>
+              </a:graphicData>
+            </a:graphic>
+          </wp:inline>
+        </w:drawing>
       </w:r>
+    </w:p>
+    <w:p>
+      <w:bookmarkStart w:id="51" w:name="cap_5_esc"/>
+      <w:pPr>
+        <w:keepNext/>
+        <w:spacing w:before="240" w:after="120"/>
+        <w:jc w:val="left"/>
+      </w:pPr>
       <w:r>
         <w:rPr>
-          <w:rFonts w:ascii="Arial" w:hAnsi="Arial"/>
+          <w:rFonts w:ascii="Calibri" w:hAnsi="Calibri"/>
           <w:b/>
-          <w:color w:val="EA580C"/>
-          <w:sz w:val="28"/>
+          <w:color w:val="2B6CB0"/>
+          <w:sz w:val="30"/>
         </w:rPr>
         <w:t>Escena 3: La Última Página</w:t>
       </w:r>
-      <w:r>
-        <w:bookmarkEnd w:id="20"/>
-      </w:r>
+      <w:bookmarkEnd w:id="51"/>
     </w:p>
     <w:p>
+      <w:pPr>
+        <w:spacing w:line="276" w:lineRule="auto" w:after="160"/>
+      </w:pPr>
       <w:r>
+        <w:rPr>
+          <w:rFonts w:ascii="Calibri" w:hAnsi="Calibri"/>
+          <w:sz w:val="22"/>
+        </w:rPr>
         <w:t>Sora se acercó despacio por el sendero y se sentó al lado de Kael en la hierba.</w:t>
         <w:br/>
         <w:br/>
@@ -807,15 +1535,14 @@
     </w:p>
     <w:p>
       <w:pPr>
+        <w:spacing w:before="120" w:after="280"/>
         <w:jc w:val="center"/>
       </w:pPr>
-    </w:p>
-    <w:p>
       <w:r>
         <w:drawing>
           <wp:inline xmlns:a="http://schemas.openxmlformats.org/drawingml/2006/main" xmlns:pic="http://schemas.openxmlformats.org/drawingml/2006/picture">
-            <wp:extent cx="5029200" cy="2806995"/>
-            <wp:docPr id="2" name="Picture 2"/>
+            <wp:extent cx="4754880" cy="2674620"/>
+            <wp:docPr id="16" name="Picture 16"/>
             <wp:cNvGraphicFramePr>
               <a:graphicFrameLocks noChangeAspect="1"/>
             </wp:cNvGraphicFramePr>
@@ -823,11 +1550,11 @@
               <a:graphicData uri="http://schemas.openxmlformats.org/drawingml/2006/picture">
                 <pic:pic>
                   <pic:nvPicPr>
-                    <pic:cNvPr id="0" name="escena_climax.jpg"/>
+                    <pic:cNvPr id="0" name="escena_c5_e3.jpg"/>
                     <pic:cNvPicPr/>
                   </pic:nvPicPr>
                   <pic:blipFill>
-                    <a:blip r:embed="rId10"/>
+                    <a:blip r:embed="rId24"/>
                     <a:stretch>
                       <a:fillRect/>
                     </a:stretch>
@@ -835,7 +1562,7 @@
                   <pic:spPr>
                     <a:xfrm>
                       <a:off x="0" y="0"/>
-                      <a:ext cx="5029200" cy="2806995"/>
+                      <a:ext cx="4754880" cy="2674620"/>
                     </a:xfrm>
                     <a:prstGeom prst="rect"/>
                   </pic:spPr>
@@ -844,6 +1571,11 @@
             </a:graphic>
           </wp:inline>
         </w:drawing>
+      </w:r>
+    </w:p>
+    <w:p>
+      <w:r>
+        <w:br w:type="page"/>
       </w:r>
     </w:p>
     <w:sectPr>
@@ -1219,9 +1951,6 @@
     <w:name w:val="Normal"/>
     <w:qFormat/>
     <w:rsid w:val="00FC693F"/>
-    <w:rPr>
-      <w:sz w:val="22"/>
-    </w:rPr>
   </w:style>
   <w:style w:type="paragraph" w:styleId="Header">
     <w:name w:val="header"/>
